--- a/Core Course/Data structure/Experiment/Experiment2/实验 2 报告-202415010110-王云超.docx
+++ b/Core Course/Data structure/Experiment/Experiment2/实验 2 报告-202415010110-王云超.docx
@@ -621,8 +621,6 @@
           <w:r>
             <w:fldChar w:fldCharType="end"/>
           </w:r>
-          <w:bookmarkStart w:id="13" w:name="_GoBack"/>
-          <w:bookmarkEnd w:id="13"/>
         </w:p>
       </w:sdtContent>
     </w:sdt>
@@ -909,7 +907,12 @@
         <w:textAlignment w:val="auto"/>
       </w:pPr>
       <w:r>
-        <w:t>这里有一个必须注意的现实物理模型：车厢是从站台右侧的入轨道依次驶入缓冲区的。这就意味着，在输入的一排数据里，排在最右边（数组末尾）的数字，其实是现实中最先开进来的车厢。因此，我们在处理数据时，必须</w:t>
+        <w:t>这里有一个必须注意的现实物理模型：车厢是从站台右侧的入轨道依次驶入缓冲区的。这就意味着，在输入的一排数据里，排在最右边（数组末尾）的数字，其实是现实中最先开进来的</w:t>
+      </w:r>
+      <w:bookmarkStart w:id="13" w:name="_GoBack"/>
+      <w:bookmarkEnd w:id="13"/>
+      <w:r>
+        <w:t>车厢。因此，我们在处理数据时，必须</w:t>
       </w:r>
       <w:r>
         <w:rPr>
